--- a/2027-Aquileo.docx
+++ b/2027-Aquileo.docx
@@ -23,7 +23,7 @@
         <w:pStyle w:val="AbstractTitle"/>
       </w:pPr>
       <w:r>
-        <w:t xml:space="preserve">Objectif</w:t>
+        <w:t xml:space="preserve">Abstract</w:t>
       </w:r>
     </w:p>
     <w:p>
@@ -74,7 +74,18 @@
         <w:t xml:space="preserve"> </w:t>
       </w:r>
       <w:r>
-        <w:t xml:space="preserve">[@macreadie2025]</w:t>
+        <w:t xml:space="preserve">(</w:t>
+      </w:r>
+      <w:hyperlink w:anchor="ref-macreadie2025">
+        <w:r>
+          <w:rPr>
+            <w:rStyle w:val="Hyperlink"/>
+          </w:rPr>
+          <w:t xml:space="preserve">Macreadie and Adyel, 2025</w:t>
+        </w:r>
+      </w:hyperlink>
+      <w:r>
+        <w:t xml:space="preserve">)</w:t>
       </w:r>
       <w:r>
         <w:t xml:space="preserve">.</w:t>
@@ -89,7 +100,18 @@
         <w:t xml:space="preserve"> </w:t>
       </w:r>
       <w:r>
-        <w:t xml:space="preserve">[@dokl2024]</w:t>
+        <w:t xml:space="preserve">(</w:t>
+      </w:r>
+      <w:hyperlink w:anchor="ref-dokl2024">
+        <w:r>
+          <w:rPr>
+            <w:rStyle w:val="Hyperlink"/>
+          </w:rPr>
+          <w:t xml:space="preserve">Dokl et al., 2024</w:t>
+        </w:r>
+      </w:hyperlink>
+      <w:r>
+        <w:t xml:space="preserve">)</w:t>
       </w:r>
       <w:r>
         <w:t xml:space="preserve"> </w:t>
@@ -101,7 +123,18 @@
         <w:t xml:space="preserve"> </w:t>
       </w:r>
       <w:r>
-        <w:t xml:space="preserve">[@leissner2019]</w:t>
+        <w:t xml:space="preserve">(</w:t>
+      </w:r>
+      <w:hyperlink w:anchor="ref-leissner2019">
+        <w:r>
+          <w:rPr>
+            <w:rStyle w:val="Hyperlink"/>
+          </w:rPr>
+          <w:t xml:space="preserve">Leissner and Ryan-Fogarty, 2019</w:t>
+        </w:r>
+      </w:hyperlink>
+      <w:r>
+        <w:t xml:space="preserve">)</w:t>
       </w:r>
       <w:r>
         <w:t xml:space="preserve">, construction</w:t>
@@ -110,7 +143,18 @@
         <w:t xml:space="preserve"> </w:t>
       </w:r>
       <w:r>
-        <w:t xml:space="preserve">[@kamaruddin2017]</w:t>
+        <w:t xml:space="preserve">(</w:t>
+      </w:r>
+      <w:hyperlink w:anchor="ref-kamaruddin2017">
+        <w:r>
+          <w:rPr>
+            <w:rStyle w:val="Hyperlink"/>
+          </w:rPr>
+          <w:t xml:space="preserve">Kamaruddin et al., 2017</w:t>
+        </w:r>
+      </w:hyperlink>
+      <w:r>
+        <w:t xml:space="preserve">)</w:t>
       </w:r>
       <w:r>
         <w:t xml:space="preserve">, automotive</w:t>
@@ -119,7 +163,18 @@
         <w:t xml:space="preserve"> </w:t>
       </w:r>
       <w:r>
-        <w:t xml:space="preserve">[@ravina2023]</w:t>
+        <w:t xml:space="preserve">(</w:t>
+      </w:r>
+      <w:hyperlink w:anchor="ref-ravina2023">
+        <w:r>
+          <w:rPr>
+            <w:rStyle w:val="Hyperlink"/>
+          </w:rPr>
+          <w:t xml:space="preserve">Ravina et al., 2023</w:t>
+        </w:r>
+      </w:hyperlink>
+      <w:r>
+        <w:t xml:space="preserve">)</w:t>
       </w:r>
       <w:r>
         <w:t xml:space="preserve">, and particularly in the packaging industry</w:t>
@@ -128,7 +183,18 @@
         <w:t xml:space="preserve"> </w:t>
       </w:r>
       <w:r>
-        <w:t xml:space="preserve">[@tamizhdurai2024]</w:t>
+        <w:t xml:space="preserve">(</w:t>
+      </w:r>
+      <w:hyperlink w:anchor="ref-tamizhdurai2024">
+        <w:r>
+          <w:rPr>
+            <w:rStyle w:val="Hyperlink"/>
+          </w:rPr>
+          <w:t xml:space="preserve">Tamizhdurai et al., 2024</w:t>
+        </w:r>
+      </w:hyperlink>
+      <w:r>
+        <w:t xml:space="preserve">)</w:t>
       </w:r>
       <w:r>
         <w:t xml:space="preserve">.</w:t>
@@ -143,7 +209,32 @@
         <w:t xml:space="preserve"> </w:t>
       </w:r>
       <w:r>
-        <w:t xml:space="preserve">[@oneill2018;@biermann2020]</w:t>
+        <w:t xml:space="preserve">(</w:t>
+      </w:r>
+      <w:hyperlink w:anchor="ref-biermann2020">
+        <w:r>
+          <w:rPr>
+            <w:rStyle w:val="Hyperlink"/>
+          </w:rPr>
+          <w:t xml:space="preserve">Biermann and Kim, 2020</w:t>
+        </w:r>
+      </w:hyperlink>
+      <w:r>
+        <w:t xml:space="preserve">;</w:t>
+      </w:r>
+      <w:r>
+        <w:t xml:space="preserve"> </w:t>
+      </w:r>
+      <w:hyperlink w:anchor="ref-oneill2018">
+        <w:r>
+          <w:rPr>
+            <w:rStyle w:val="Hyperlink"/>
+          </w:rPr>
+          <w:t xml:space="preserve">O’Neill et al., 2018</w:t>
+        </w:r>
+      </w:hyperlink>
+      <w:r>
+        <w:t xml:space="preserve">)</w:t>
       </w:r>
       <w:r>
         <w:t xml:space="preserve">, putting in danger the safe operating limits of humanity</w:t>
@@ -152,7 +243,18 @@
         <w:t xml:space="preserve"> </w:t>
       </w:r>
       <w:r>
-        <w:t xml:space="preserve">[@villarrubia-gomez2024]</w:t>
+        <w:t xml:space="preserve">(</w:t>
+      </w:r>
+      <w:hyperlink w:anchor="ref-villarrubia-gomez2024">
+        <w:r>
+          <w:rPr>
+            <w:rStyle w:val="Hyperlink"/>
+          </w:rPr>
+          <w:t xml:space="preserve">Villarrubia-Gómez et al., 2024</w:t>
+        </w:r>
+      </w:hyperlink>
+      <w:r>
+        <w:t xml:space="preserve">)</w:t>
       </w:r>
       <w:r>
         <w:t xml:space="preserve">.</w:t>
@@ -173,7 +275,18 @@
         <w:t xml:space="preserve"> </w:t>
       </w:r>
       <w:r>
-        <w:t xml:space="preserve">[@amadei2023]</w:t>
+        <w:t xml:space="preserve">(</w:t>
+      </w:r>
+      <w:hyperlink w:anchor="ref-amadei2023">
+        <w:r>
+          <w:rPr>
+            <w:rStyle w:val="Hyperlink"/>
+          </w:rPr>
+          <w:t xml:space="preserve">Amadei et al., 2023</w:t>
+        </w:r>
+      </w:hyperlink>
+      <w:r>
+        <w:t xml:space="preserve">)</w:t>
       </w:r>
       <w:r>
         <w:t xml:space="preserve">.</w:t>
@@ -188,7 +301,18 @@
         <w:t xml:space="preserve"> </w:t>
       </w:r>
       <w:r>
-        <w:t xml:space="preserve">[@amadei2023]</w:t>
+        <w:t xml:space="preserve">(</w:t>
+      </w:r>
+      <w:hyperlink w:anchor="ref-amadei2023">
+        <w:r>
+          <w:rPr>
+            <w:rStyle w:val="Hyperlink"/>
+          </w:rPr>
+          <w:t xml:space="preserve">Amadei et al., 2023</w:t>
+        </w:r>
+      </w:hyperlink>
+      <w:r>
+        <w:t xml:space="preserve">)</w:t>
       </w:r>
       <w:r>
         <w:t xml:space="preserve">.</w:t>
@@ -211,7 +335,32 @@
         <w:t xml:space="preserve"> </w:t>
       </w:r>
       <w:r>
-        <w:t xml:space="preserve">[@laskar2019; @thompson2024a]</w:t>
+        <w:t xml:space="preserve">(</w:t>
+      </w:r>
+      <w:hyperlink w:anchor="ref-laskar2019">
+        <w:r>
+          <w:rPr>
+            <w:rStyle w:val="Hyperlink"/>
+          </w:rPr>
+          <w:t xml:space="preserve">Laskar and Kumar, 2019</w:t>
+        </w:r>
+      </w:hyperlink>
+      <w:r>
+        <w:t xml:space="preserve">;</w:t>
+      </w:r>
+      <w:r>
+        <w:t xml:space="preserve"> </w:t>
+      </w:r>
+      <w:hyperlink w:anchor="ref-thompson2024a">
+        <w:r>
+          <w:rPr>
+            <w:rStyle w:val="Hyperlink"/>
+          </w:rPr>
+          <w:t xml:space="preserve">Thompson et al., 2024</w:t>
+        </w:r>
+      </w:hyperlink>
+      <w:r>
+        <w:t xml:space="preserve">)</w:t>
       </w:r>
       <w:r>
         <w:t xml:space="preserve"> </w:t>
@@ -223,7 +372,18 @@
         <w:t xml:space="preserve"> </w:t>
       </w:r>
       <w:r>
-        <w:t xml:space="preserve">[@gontard2022]</w:t>
+        <w:t xml:space="preserve">(</w:t>
+      </w:r>
+      <w:hyperlink w:anchor="ref-gontard2022">
+        <w:r>
+          <w:rPr>
+            <w:rStyle w:val="Hyperlink"/>
+          </w:rPr>
+          <w:t xml:space="preserve">Gontard et al., 2022</w:t>
+        </w:r>
+      </w:hyperlink>
+      <w:r>
+        <w:t xml:space="preserve">)</w:t>
       </w:r>
       <w:r>
         <w:t xml:space="preserve">.</w:t>
@@ -241,7 +401,46 @@
         <w:t xml:space="preserve"> </w:t>
       </w:r>
       <w:r>
-        <w:t xml:space="preserve">[@suhaimi2022; @taylor2026; @zhang2025]</w:t>
+        <w:t xml:space="preserve">(</w:t>
+      </w:r>
+      <w:hyperlink w:anchor="ref-suhaimi2022">
+        <w:r>
+          <w:rPr>
+            <w:rStyle w:val="Hyperlink"/>
+          </w:rPr>
+          <w:t xml:space="preserve">Suhaimi et al., 2022</w:t>
+        </w:r>
+      </w:hyperlink>
+      <w:r>
+        <w:t xml:space="preserve">;</w:t>
+      </w:r>
+      <w:r>
+        <w:t xml:space="preserve"> </w:t>
+      </w:r>
+      <w:hyperlink w:anchor="ref-taylor2026">
+        <w:r>
+          <w:rPr>
+            <w:rStyle w:val="Hyperlink"/>
+          </w:rPr>
+          <w:t xml:space="preserve">Taylor et al., 2026</w:t>
+        </w:r>
+      </w:hyperlink>
+      <w:r>
+        <w:t xml:space="preserve">;</w:t>
+      </w:r>
+      <w:r>
+        <w:t xml:space="preserve"> </w:t>
+      </w:r>
+      <w:hyperlink w:anchor="ref-zhang2025">
+        <w:r>
+          <w:rPr>
+            <w:rStyle w:val="Hyperlink"/>
+          </w:rPr>
+          <w:t xml:space="preserve">Zhang et al., 2025</w:t>
+        </w:r>
+      </w:hyperlink>
+      <w:r>
+        <w:t xml:space="preserve">)</w:t>
       </w:r>
       <w:r>
         <w:t xml:space="preserve">.</w:t>
@@ -262,7 +461,18 @@
         <w:t xml:space="preserve"> </w:t>
       </w:r>
       <w:r>
-        <w:t xml:space="preserve">[@lerpiniere2025]</w:t>
+        <w:t xml:space="preserve">(</w:t>
+      </w:r>
+      <w:hyperlink w:anchor="ref-lerpiniere2025">
+        <w:r>
+          <w:rPr>
+            <w:rStyle w:val="Hyperlink"/>
+          </w:rPr>
+          <w:t xml:space="preserve">Lerpiniere et al., 2025</w:t>
+        </w:r>
+      </w:hyperlink>
+      <w:r>
+        <w:t xml:space="preserve">)</w:t>
       </w:r>
       <w:r>
         <w:t xml:space="preserve">.</w:t>
@@ -279,7 +489,60 @@
         <w:t xml:space="preserve"> </w:t>
       </w:r>
       <w:r>
-        <w:t xml:space="preserve">[@kirchherr; @corvellec2021;@giampietro2022;@rodl2022a]</w:t>
+        <w:t xml:space="preserve">(</w:t>
+      </w:r>
+      <w:hyperlink w:anchor="ref-corvellec2021">
+        <w:r>
+          <w:rPr>
+            <w:rStyle w:val="Hyperlink"/>
+          </w:rPr>
+          <w:t xml:space="preserve">Corvellec et al., 2021</w:t>
+        </w:r>
+      </w:hyperlink>
+      <w:r>
+        <w:t xml:space="preserve">;</w:t>
+      </w:r>
+      <w:r>
+        <w:t xml:space="preserve"> </w:t>
+      </w:r>
+      <w:hyperlink w:anchor="ref-giampietro2022">
+        <w:r>
+          <w:rPr>
+            <w:rStyle w:val="Hyperlink"/>
+          </w:rPr>
+          <w:t xml:space="preserve">Giampietro, 2022</w:t>
+        </w:r>
+      </w:hyperlink>
+      <w:r>
+        <w:t xml:space="preserve">;</w:t>
+      </w:r>
+      <w:r>
+        <w:t xml:space="preserve"> </w:t>
+      </w:r>
+      <w:hyperlink w:anchor="ref-kirchherr">
+        <w:r>
+          <w:rPr>
+            <w:rStyle w:val="Hyperlink"/>
+          </w:rPr>
+          <w:t xml:space="preserve">Kirchherr et al., n.d.</w:t>
+        </w:r>
+      </w:hyperlink>
+      <w:r>
+        <w:t xml:space="preserve">;</w:t>
+      </w:r>
+      <w:r>
+        <w:t xml:space="preserve"> </w:t>
+      </w:r>
+      <w:hyperlink w:anchor="ref-rodl2022a">
+        <w:r>
+          <w:rPr>
+            <w:rStyle w:val="Hyperlink"/>
+          </w:rPr>
+          <w:t xml:space="preserve">Rödl et al., 2022</w:t>
+        </w:r>
+      </w:hyperlink>
+      <w:r>
+        <w:t xml:space="preserve">)</w:t>
       </w:r>
       <w:r>
         <w:t xml:space="preserve">, the notion of circular econmoy concept (CE) has taken political impulse in EU</w:t>
@@ -288,7 +551,18 @@
         <w:t xml:space="preserve"> </w:t>
       </w:r>
       <w:r>
-        <w:t xml:space="preserve">[@rizos2025]</w:t>
+        <w:t xml:space="preserve">(</w:t>
+      </w:r>
+      <w:hyperlink w:anchor="ref-rizos2025">
+        <w:r>
+          <w:rPr>
+            <w:rStyle w:val="Hyperlink"/>
+          </w:rPr>
+          <w:t xml:space="preserve">Rizos and Zambianchi, 2025</w:t>
+        </w:r>
+      </w:hyperlink>
+      <w:r>
+        <w:t xml:space="preserve">)</w:t>
       </w:r>
       <w:r>
         <w:t xml:space="preserve"> </w:t>
@@ -306,7 +580,46 @@
         <w:t xml:space="preserve"> </w:t>
       </w:r>
       <w:r>
-        <w:t xml:space="preserve">[@villarrubia-gomez2026; @villarrubia-gomez2026; @figge2023]</w:t>
+        <w:t xml:space="preserve">(</w:t>
+      </w:r>
+      <w:hyperlink w:anchor="ref-figge2023">
+        <w:r>
+          <w:rPr>
+            <w:rStyle w:val="Hyperlink"/>
+          </w:rPr>
+          <w:t xml:space="preserve">Figge et al., 2023</w:t>
+        </w:r>
+      </w:hyperlink>
+      <w:r>
+        <w:t xml:space="preserve">;</w:t>
+      </w:r>
+      <w:r>
+        <w:t xml:space="preserve"> </w:t>
+      </w:r>
+      <w:hyperlink w:anchor="ref-villarrubia-gomez2026">
+        <w:r>
+          <w:rPr>
+            <w:rStyle w:val="Hyperlink"/>
+          </w:rPr>
+          <w:t xml:space="preserve">Villarrubia-Gómez et al., 2026</w:t>
+        </w:r>
+      </w:hyperlink>
+      <w:r>
+        <w:t xml:space="preserve">,</w:t>
+      </w:r>
+      <w:r>
+        <w:t xml:space="preserve"> </w:t>
+      </w:r>
+      <w:hyperlink w:anchor="ref-villarrubia-gomez2026">
+        <w:r>
+          <w:rPr>
+            <w:rStyle w:val="Hyperlink"/>
+          </w:rPr>
+          <w:t xml:space="preserve">2026</w:t>
+        </w:r>
+      </w:hyperlink>
+      <w:r>
+        <w:t xml:space="preserve">)</w:t>
       </w:r>
       <w:r>
         <w:t xml:space="preserve">.</w:t>
@@ -321,7 +634,32 @@
         <w:t xml:space="preserve"> </w:t>
       </w:r>
       <w:r>
-        <w:t xml:space="preserve">[@shamsuddoha2024; @schirmeister2022]</w:t>
+        <w:t xml:space="preserve">(</w:t>
+      </w:r>
+      <w:hyperlink w:anchor="ref-schirmeister2022">
+        <w:r>
+          <w:rPr>
+            <w:rStyle w:val="Hyperlink"/>
+          </w:rPr>
+          <w:t xml:space="preserve">Schirmeister and Mülhaupt, 2022</w:t>
+        </w:r>
+      </w:hyperlink>
+      <w:r>
+        <w:t xml:space="preserve">;</w:t>
+      </w:r>
+      <w:r>
+        <w:t xml:space="preserve"> </w:t>
+      </w:r>
+      <w:hyperlink w:anchor="ref-shamsuddoha2024">
+        <w:r>
+          <w:rPr>
+            <w:rStyle w:val="Hyperlink"/>
+          </w:rPr>
+          <w:t xml:space="preserve">Shamsuddoha and Kashem, 2024</w:t>
+        </w:r>
+      </w:hyperlink>
+      <w:r>
+        <w:t xml:space="preserve">)</w:t>
       </w:r>
       <w:r>
         <w:t xml:space="preserve">.</w:t>
@@ -969,7 +1307,7 @@
     </w:p>
     <w:bookmarkEnd w:id="17"/>
     <w:bookmarkEnd w:id="18"/>
-    <w:bookmarkStart w:id="19" w:name="discussion"/>
+    <w:bookmarkStart w:id="71" w:name="discussion"/>
     <w:p>
       <w:pPr>
         <w:pStyle w:val="Heading1"/>
@@ -1046,7 +1384,888 @@
         <w:t xml:space="preserve">Whalen, K.A., 2019. Three circular business models that extend product value and their contribution to resource efficiency. Journal of Cleaner Production 226, 1128–1137. https://doi.org/10.1016/j.jclepro.2019.03.128</w:t>
       </w:r>
     </w:p>
-    <w:bookmarkEnd w:id="19"/>
+    <w:p>
+      <w:pPr>
+        <w:pStyle w:val="FirstParagraph"/>
+      </w:pPr>
+      <w:r>
+        <w:t xml:space="preserve">estos es hoy</w:t>
+      </w:r>
+    </w:p>
+    <w:bookmarkStart w:id="70" w:name="refs"/>
+    <w:bookmarkStart w:id="20" w:name="ref-amadei2023"/>
+    <w:p>
+      <w:pPr>
+        <w:pStyle w:val="Bibliography"/>
+      </w:pPr>
+      <w:r>
+        <w:t xml:space="preserve">Amadei, A.M., Rigamonti, L., Sala, S., 2023. Exploring the</w:t>
+      </w:r>
+      <w:r>
+        <w:t xml:space="preserve"> </w:t>
+      </w:r>
+      <w:r>
+        <w:t xml:space="preserve">EU</w:t>
+      </w:r>
+      <w:r>
+        <w:t xml:space="preserve"> </w:t>
+      </w:r>
+      <w:r>
+        <w:t xml:space="preserve">plastic value chain:</w:t>
+      </w:r>
+      <w:r>
+        <w:t xml:space="preserve"> </w:t>
+      </w:r>
+      <w:r>
+        <w:t xml:space="preserve">A</w:t>
+      </w:r>
+      <w:r>
+        <w:t xml:space="preserve"> </w:t>
+      </w:r>
+      <w:r>
+        <w:t xml:space="preserve">material flow analysis. Resour. Conserv. Recycl. 197, 107105.</w:t>
+      </w:r>
+      <w:r>
+        <w:t xml:space="preserve"> </w:t>
+      </w:r>
+      <w:hyperlink r:id="rId19">
+        <w:r>
+          <w:rPr>
+            <w:rStyle w:val="Hyperlink"/>
+          </w:rPr>
+          <w:t xml:space="preserve">https://doi.org/10.1016/j.resconrec.2023.107105</w:t>
+        </w:r>
+      </w:hyperlink>
+    </w:p>
+    <w:bookmarkEnd w:id="20"/>
+    <w:bookmarkStart w:id="22" w:name="ref-biermann2020"/>
+    <w:p>
+      <w:pPr>
+        <w:pStyle w:val="Bibliography"/>
+      </w:pPr>
+      <w:r>
+        <w:t xml:space="preserve">Biermann, F., Kim, R.E., 2020. The boundaries of the planetary boundary framework:</w:t>
+      </w:r>
+      <w:r>
+        <w:t xml:space="preserve"> </w:t>
+      </w:r>
+      <w:r>
+        <w:t xml:space="preserve">A</w:t>
+      </w:r>
+      <w:r>
+        <w:t xml:space="preserve"> </w:t>
+      </w:r>
+      <w:r>
+        <w:t xml:space="preserve">critical appraisal of approaches to define a "safe operating space" for humanity. Annu. Rev. Environ. Resour. 45, 497–521.</w:t>
+      </w:r>
+      <w:r>
+        <w:t xml:space="preserve"> </w:t>
+      </w:r>
+      <w:hyperlink r:id="rId21">
+        <w:r>
+          <w:rPr>
+            <w:rStyle w:val="Hyperlink"/>
+          </w:rPr>
+          <w:t xml:space="preserve">https://doi.org/10.1146/annurev-environ-012320-080337</w:t>
+        </w:r>
+      </w:hyperlink>
+    </w:p>
+    <w:bookmarkEnd w:id="22"/>
+    <w:bookmarkStart w:id="24" w:name="ref-corvellec2021"/>
+    <w:p>
+      <w:pPr>
+        <w:pStyle w:val="Bibliography"/>
+      </w:pPr>
+      <w:r>
+        <w:t xml:space="preserve">Corvellec, H., Stowell, A.F., Johansson, N., 2021. Critiques of the circular economy. J. Ind. Ecol.</w:t>
+      </w:r>
+      <w:r>
+        <w:t xml:space="preserve"> </w:t>
+      </w:r>
+      <w:hyperlink r:id="rId23">
+        <w:r>
+          <w:rPr>
+            <w:rStyle w:val="Hyperlink"/>
+          </w:rPr>
+          <w:t xml:space="preserve">https://doi.org/10.1111/JIEC.13187</w:t>
+        </w:r>
+      </w:hyperlink>
+    </w:p>
+    <w:bookmarkEnd w:id="24"/>
+    <w:bookmarkStart w:id="26" w:name="ref-dokl2024"/>
+    <w:p>
+      <w:pPr>
+        <w:pStyle w:val="Bibliography"/>
+      </w:pPr>
+      <w:r>
+        <w:t xml:space="preserve">Dokl, M., Copot, A., Krajnc, D., Fan, Y.V., Vujanović, A., Aviso, K.B., Tan, R.R., Kravanja, Z., Čuček, L., 2024. Global projections of plastic use, end-of-life fate and potential changes in consumption, reduction, recycling and replacement with bioplastics to 2050. Sustain. Prod. Consum. 51, 498–518.</w:t>
+      </w:r>
+      <w:r>
+        <w:t xml:space="preserve"> </w:t>
+      </w:r>
+      <w:hyperlink r:id="rId25">
+        <w:r>
+          <w:rPr>
+            <w:rStyle w:val="Hyperlink"/>
+          </w:rPr>
+          <w:t xml:space="preserve">https://doi.org/10.1016/j.spc.2024.09.025</w:t>
+        </w:r>
+      </w:hyperlink>
+    </w:p>
+    <w:bookmarkEnd w:id="26"/>
+    <w:bookmarkStart w:id="28" w:name="ref-figge2023"/>
+    <w:p>
+      <w:pPr>
+        <w:pStyle w:val="Bibliography"/>
+      </w:pPr>
+      <w:r>
+        <w:t xml:space="preserve">Figge, F., Thorpe, A.S., Gutberlet, M., 2023. Definitions of the circular economy:</w:t>
+      </w:r>
+      <w:r>
+        <w:t xml:space="preserve"> </w:t>
+      </w:r>
+      <w:r>
+        <w:t xml:space="preserve">Circularity</w:t>
+      </w:r>
+      <w:r>
+        <w:t xml:space="preserve"> </w:t>
+      </w:r>
+      <w:r>
+        <w:t xml:space="preserve">matters. Ecol. Econ. 208, 107823.</w:t>
+      </w:r>
+      <w:r>
+        <w:t xml:space="preserve"> </w:t>
+      </w:r>
+      <w:hyperlink r:id="rId27">
+        <w:r>
+          <w:rPr>
+            <w:rStyle w:val="Hyperlink"/>
+          </w:rPr>
+          <w:t xml:space="preserve">https://doi.org/10.1016/j.ecolecon.2023.107823</w:t>
+        </w:r>
+      </w:hyperlink>
+    </w:p>
+    <w:bookmarkEnd w:id="28"/>
+    <w:bookmarkStart w:id="29" w:name="ref-giampietro2022"/>
+    <w:p>
+      <w:pPr>
+        <w:pStyle w:val="Bibliography"/>
+      </w:pPr>
+      <w:r>
+        <w:t xml:space="preserve">Giampietro, M., 2022. The entropic nature of the economic process:</w:t>
+      </w:r>
+      <w:r>
+        <w:t xml:space="preserve"> </w:t>
+      </w:r>
+      <w:r>
+        <w:t xml:space="preserve">A</w:t>
+      </w:r>
+      <w:r>
+        <w:t xml:space="preserve"> </w:t>
+      </w:r>
+      <w:r>
+        <w:t xml:space="preserve">scientific explanation of the blunder of circular economy, in: The</w:t>
+      </w:r>
+      <w:r>
+        <w:t xml:space="preserve"> </w:t>
+      </w:r>
+      <w:r>
+        <w:t xml:space="preserve">Impossibilities</w:t>
+      </w:r>
+      <w:r>
+        <w:t xml:space="preserve"> </w:t>
+      </w:r>
+      <w:r>
+        <w:t xml:space="preserve">of the</w:t>
+      </w:r>
+      <w:r>
+        <w:t xml:space="preserve"> </w:t>
+      </w:r>
+      <w:r>
+        <w:t xml:space="preserve">Circular Economy</w:t>
+      </w:r>
+      <w:r>
+        <w:t xml:space="preserve">. Routledge.</w:t>
+      </w:r>
+    </w:p>
+    <w:bookmarkEnd w:id="29"/>
+    <w:bookmarkStart w:id="31" w:name="ref-gontard2022"/>
+    <w:p>
+      <w:pPr>
+        <w:pStyle w:val="Bibliography"/>
+      </w:pPr>
+      <w:r>
+        <w:t xml:space="preserve">Gontard, N., David, G., Guilbert, A., Sohn, J., 2022. Recognizing the long-term impacts of plastic particles for preventing distortion in decision-making. Nat. Sustain. 5, 472–478.</w:t>
+      </w:r>
+      <w:r>
+        <w:t xml:space="preserve"> </w:t>
+      </w:r>
+      <w:hyperlink r:id="rId30">
+        <w:r>
+          <w:rPr>
+            <w:rStyle w:val="Hyperlink"/>
+          </w:rPr>
+          <w:t xml:space="preserve">https://doi.org/10.1038/s41893-022-00863-2</w:t>
+        </w:r>
+      </w:hyperlink>
+    </w:p>
+    <w:bookmarkEnd w:id="31"/>
+    <w:bookmarkStart w:id="33" w:name="ref-kamaruddin2017"/>
+    <w:p>
+      <w:pPr>
+        <w:pStyle w:val="Bibliography"/>
+      </w:pPr>
+      <w:r>
+        <w:t xml:space="preserve">Kamaruddin, M.A., Abdullah, M.M.A., Zawawi, M.H., Zainol, M.R.R.A., 2017. Potential use of</w:t>
+      </w:r>
+      <w:r>
+        <w:t xml:space="preserve"> </w:t>
+      </w:r>
+      <w:r>
+        <w:t xml:space="preserve">Plastic Waste</w:t>
+      </w:r>
+      <w:r>
+        <w:t xml:space="preserve"> </w:t>
+      </w:r>
+      <w:r>
+        <w:t xml:space="preserve">as</w:t>
+      </w:r>
+      <w:r>
+        <w:t xml:space="preserve"> </w:t>
+      </w:r>
+      <w:r>
+        <w:t xml:space="preserve">Construction Materials</w:t>
+      </w:r>
+      <w:r>
+        <w:t xml:space="preserve">:</w:t>
+      </w:r>
+      <w:r>
+        <w:t xml:space="preserve"> </w:t>
+      </w:r>
+      <w:r>
+        <w:t xml:space="preserve">Recent Progress</w:t>
+      </w:r>
+      <w:r>
+        <w:t xml:space="preserve"> </w:t>
+      </w:r>
+      <w:r>
+        <w:t xml:space="preserve">and</w:t>
+      </w:r>
+      <w:r>
+        <w:t xml:space="preserve"> </w:t>
+      </w:r>
+      <w:r>
+        <w:t xml:space="preserve">Future Prospect</w:t>
+      </w:r>
+      <w:r>
+        <w:t xml:space="preserve">. IOP Conf. Ser. Mater. Sci. Eng. 267, 012011.</w:t>
+      </w:r>
+      <w:r>
+        <w:t xml:space="preserve"> </w:t>
+      </w:r>
+      <w:hyperlink r:id="rId32">
+        <w:r>
+          <w:rPr>
+            <w:rStyle w:val="Hyperlink"/>
+          </w:rPr>
+          <w:t xml:space="preserve">https://doi.org/10.1088/1757-899X/267/1/012011</w:t>
+        </w:r>
+      </w:hyperlink>
+    </w:p>
+    <w:bookmarkEnd w:id="33"/>
+    <w:bookmarkStart w:id="35" w:name="ref-kirchherr"/>
+    <w:p>
+      <w:pPr>
+        <w:pStyle w:val="Bibliography"/>
+      </w:pPr>
+      <w:r>
+        <w:t xml:space="preserve">Kirchherr, J., Jones, M.P., Geissdoerfer, M., Coffay, M., n.d. A defense of the circular economy. J. Ind. Ecol. n/a.</w:t>
+      </w:r>
+      <w:r>
+        <w:t xml:space="preserve"> </w:t>
+      </w:r>
+      <w:hyperlink r:id="rId34">
+        <w:r>
+          <w:rPr>
+            <w:rStyle w:val="Hyperlink"/>
+          </w:rPr>
+          <w:t xml:space="preserve">https://doi.org/10.1111/jiec.70128</w:t>
+        </w:r>
+      </w:hyperlink>
+    </w:p>
+    <w:bookmarkEnd w:id="35"/>
+    <w:bookmarkStart w:id="37" w:name="ref-laskar2019"/>
+    <w:p>
+      <w:pPr>
+        <w:pStyle w:val="Bibliography"/>
+      </w:pPr>
+      <w:r>
+        <w:t xml:space="preserve">Laskar, N., Kumar, U., 2019. Plastics and microplastics:</w:t>
+      </w:r>
+      <w:r>
+        <w:t xml:space="preserve"> </w:t>
+      </w:r>
+      <w:r>
+        <w:t xml:space="preserve">A</w:t>
+      </w:r>
+      <w:r>
+        <w:t xml:space="preserve"> </w:t>
+      </w:r>
+      <w:r>
+        <w:t xml:space="preserve">threat to environment. Environ. Technol. Innov. 14, 100352.</w:t>
+      </w:r>
+      <w:r>
+        <w:t xml:space="preserve"> </w:t>
+      </w:r>
+      <w:hyperlink r:id="rId36">
+        <w:r>
+          <w:rPr>
+            <w:rStyle w:val="Hyperlink"/>
+          </w:rPr>
+          <w:t xml:space="preserve">https://doi.org/10.1016/j.eti.2019.100352</w:t>
+        </w:r>
+      </w:hyperlink>
+    </w:p>
+    <w:bookmarkEnd w:id="37"/>
+    <w:bookmarkStart w:id="39" w:name="ref-leissner2019"/>
+    <w:p>
+      <w:pPr>
+        <w:pStyle w:val="Bibliography"/>
+      </w:pPr>
+      <w:r>
+        <w:t xml:space="preserve">Leissner, S., Ryan-Fogarty, Y., 2019. Challenges and opportunities for reduction of single use plastics in healthcare:</w:t>
+      </w:r>
+      <w:r>
+        <w:t xml:space="preserve"> </w:t>
+      </w:r>
+      <w:r>
+        <w:t xml:space="preserve">A</w:t>
+      </w:r>
+      <w:r>
+        <w:t xml:space="preserve"> </w:t>
+      </w:r>
+      <w:r>
+        <w:t xml:space="preserve">case study of single use infant formula bottles in two</w:t>
+      </w:r>
+      <w:r>
+        <w:t xml:space="preserve"> </w:t>
+      </w:r>
+      <w:r>
+        <w:t xml:space="preserve">Irish</w:t>
+      </w:r>
+      <w:r>
+        <w:t xml:space="preserve"> </w:t>
+      </w:r>
+      <w:r>
+        <w:t xml:space="preserve">maternity hospitals. Resour. Conserv. Recycl. 151, 104462.</w:t>
+      </w:r>
+      <w:r>
+        <w:t xml:space="preserve"> </w:t>
+      </w:r>
+      <w:hyperlink r:id="rId38">
+        <w:r>
+          <w:rPr>
+            <w:rStyle w:val="Hyperlink"/>
+          </w:rPr>
+          <w:t xml:space="preserve">https://doi.org/10.1016/j.resconrec.2019.104462</w:t>
+        </w:r>
+      </w:hyperlink>
+    </w:p>
+    <w:bookmarkEnd w:id="39"/>
+    <w:bookmarkStart w:id="41" w:name="ref-lerpiniere2025"/>
+    <w:p>
+      <w:pPr>
+        <w:pStyle w:val="Bibliography"/>
+      </w:pPr>
+      <w:r>
+        <w:t xml:space="preserve">Lerpiniere, D.J., Wilson, D.C., Velis, C.A., 2025. Official development finance in solid waste management reveals insufficient resources for tackling plastic pollution:</w:t>
+      </w:r>
+      <w:r>
+        <w:t xml:space="preserve"> </w:t>
+      </w:r>
+      <w:r>
+        <w:t xml:space="preserve">A</w:t>
+      </w:r>
+      <w:r>
+        <w:t xml:space="preserve"> </w:t>
+      </w:r>
+      <w:r>
+        <w:t xml:space="preserve">global analysis of two decades of data. Resour. Conserv. Recycl. 212, 107918.</w:t>
+      </w:r>
+      <w:r>
+        <w:t xml:space="preserve"> </w:t>
+      </w:r>
+      <w:hyperlink r:id="rId40">
+        <w:r>
+          <w:rPr>
+            <w:rStyle w:val="Hyperlink"/>
+          </w:rPr>
+          <w:t xml:space="preserve">https://doi.org/10.1016/j.resconrec.2024.107918</w:t>
+        </w:r>
+      </w:hyperlink>
+    </w:p>
+    <w:bookmarkEnd w:id="41"/>
+    <w:bookmarkStart w:id="43" w:name="ref-macreadie2025"/>
+    <w:p>
+      <w:pPr>
+        <w:pStyle w:val="Bibliography"/>
+      </w:pPr>
+      <w:r>
+        <w:t xml:space="preserve">Macreadie, P.I., Adyel, T.M., 2025. Plastics disposal as a climate decision. Nat. Sustain. 1–1.</w:t>
+      </w:r>
+      <w:r>
+        <w:t xml:space="preserve"> </w:t>
+      </w:r>
+      <w:hyperlink r:id="rId42">
+        <w:r>
+          <w:rPr>
+            <w:rStyle w:val="Hyperlink"/>
+          </w:rPr>
+          <w:t xml:space="preserve">https://doi.org/10.1038/s41893-025-01682-x</w:t>
+        </w:r>
+      </w:hyperlink>
+    </w:p>
+    <w:bookmarkEnd w:id="43"/>
+    <w:bookmarkStart w:id="45" w:name="ref-oneill2018"/>
+    <w:p>
+      <w:pPr>
+        <w:pStyle w:val="Bibliography"/>
+      </w:pPr>
+      <w:r>
+        <w:t xml:space="preserve">O’Neill, D.W., Fanning, A.L., Lamb, W.F., Steinberger, J.K., 2018. A good life for all within planetary boundaries. Nat. Sustain. 1, 88–95.</w:t>
+      </w:r>
+      <w:r>
+        <w:t xml:space="preserve"> </w:t>
+      </w:r>
+      <w:hyperlink r:id="rId44">
+        <w:r>
+          <w:rPr>
+            <w:rStyle w:val="Hyperlink"/>
+          </w:rPr>
+          <w:t xml:space="preserve">https://doi.org/10.1038/s41893-018-0021-4</w:t>
+        </w:r>
+      </w:hyperlink>
+    </w:p>
+    <w:bookmarkEnd w:id="45"/>
+    <w:bookmarkStart w:id="47" w:name="ref-ravina2023"/>
+    <w:p>
+      <w:pPr>
+        <w:pStyle w:val="Bibliography"/>
+      </w:pPr>
+      <w:r>
+        <w:t xml:space="preserve">Ravina, M., Bianco, I., Ruffino, B., Minardi, M., Panepinto, D., Zanetti, M., 2023. Hard-to-recycle plastics in the automotive sector:</w:t>
+      </w:r>
+      <w:r>
+        <w:t xml:space="preserve"> </w:t>
+      </w:r>
+      <w:r>
+        <w:t xml:space="preserve">Economic</w:t>
+      </w:r>
+      <w:r>
+        <w:t xml:space="preserve">, environmental and technical analyses of possible actions. J. Clean. Prod. 136227.</w:t>
+      </w:r>
+      <w:r>
+        <w:t xml:space="preserve"> </w:t>
+      </w:r>
+      <w:hyperlink r:id="rId46">
+        <w:r>
+          <w:rPr>
+            <w:rStyle w:val="Hyperlink"/>
+          </w:rPr>
+          <w:t xml:space="preserve">https://doi.org/10.1016/j.jclepro.2023.136227</w:t>
+        </w:r>
+      </w:hyperlink>
+    </w:p>
+    <w:bookmarkEnd w:id="47"/>
+    <w:bookmarkStart w:id="49" w:name="ref-rizos2025"/>
+    <w:p>
+      <w:pPr>
+        <w:pStyle w:val="Bibliography"/>
+      </w:pPr>
+      <w:r>
+        <w:t xml:space="preserve">Rizos, V., Zambianchi, V., 2025. Unpacking policy coherence:</w:t>
+      </w:r>
+      <w:r>
+        <w:t xml:space="preserve"> </w:t>
+      </w:r>
+      <w:r>
+        <w:t xml:space="preserve">A</w:t>
+      </w:r>
+      <w:r>
+        <w:t xml:space="preserve"> </w:t>
+      </w:r>
+      <w:r>
+        <w:t xml:space="preserve">network analysis of the</w:t>
+      </w:r>
+      <w:r>
+        <w:t xml:space="preserve"> </w:t>
+      </w:r>
+      <w:r>
+        <w:t xml:space="preserve">EU</w:t>
+      </w:r>
+      <w:r>
+        <w:t xml:space="preserve"> </w:t>
+      </w:r>
+      <w:r>
+        <w:t xml:space="preserve">policy mix for the circular economy. Sustain. Prod. Consum. 60, 52–63.</w:t>
+      </w:r>
+      <w:r>
+        <w:t xml:space="preserve"> </w:t>
+      </w:r>
+      <w:hyperlink r:id="rId48">
+        <w:r>
+          <w:rPr>
+            <w:rStyle w:val="Hyperlink"/>
+          </w:rPr>
+          <w:t xml:space="preserve">https://doi.org/10.1016/j.spc.2025.09.003</w:t>
+        </w:r>
+      </w:hyperlink>
+    </w:p>
+    <w:bookmarkEnd w:id="49"/>
+    <w:bookmarkStart w:id="51" w:name="ref-rodl2022a"/>
+    <w:p>
+      <w:pPr>
+        <w:pStyle w:val="Bibliography"/>
+      </w:pPr>
+      <w:r>
+        <w:t xml:space="preserve">Rödl, M.B., Åhlvik, T., Bergeå, H., Hallgren, L., Böhm, S., 2022. Performing the</w:t>
+      </w:r>
+      <w:r>
+        <w:t xml:space="preserve"> </w:t>
+      </w:r>
+      <w:r>
+        <w:t xml:space="preserve">Circular</w:t>
+      </w:r>
+      <w:r>
+        <w:t xml:space="preserve"> </w:t>
+      </w:r>
+      <w:r>
+        <w:t xml:space="preserve">economy:</w:t>
+      </w:r>
+      <w:r>
+        <w:t xml:space="preserve"> </w:t>
+      </w:r>
+      <w:r>
+        <w:t xml:space="preserve">How</w:t>
+      </w:r>
+      <w:r>
+        <w:t xml:space="preserve"> </w:t>
+      </w:r>
+      <w:r>
+        <w:t xml:space="preserve">an ambiguous discourse is managed and maintained through meetings. J. Clean. Prod. 360, 132144.</w:t>
+      </w:r>
+      <w:r>
+        <w:t xml:space="preserve"> </w:t>
+      </w:r>
+      <w:hyperlink r:id="rId50">
+        <w:r>
+          <w:rPr>
+            <w:rStyle w:val="Hyperlink"/>
+          </w:rPr>
+          <w:t xml:space="preserve">https://doi.org/10.1016/J.JCLEPRO.2022.132144</w:t>
+        </w:r>
+      </w:hyperlink>
+    </w:p>
+    <w:bookmarkEnd w:id="51"/>
+    <w:bookmarkStart w:id="53" w:name="ref-schirmeister2022"/>
+    <w:p>
+      <w:pPr>
+        <w:pStyle w:val="Bibliography"/>
+      </w:pPr>
+      <w:r>
+        <w:t xml:space="preserve">Schirmeister, C.G., Mülhaupt, R., 2022. Closing the</w:t>
+      </w:r>
+      <w:r>
+        <w:t xml:space="preserve"> </w:t>
+      </w:r>
+      <w:r>
+        <w:t xml:space="preserve">Carbon Loop</w:t>
+      </w:r>
+      <w:r>
+        <w:t xml:space="preserve"> </w:t>
+      </w:r>
+      <w:r>
+        <w:t xml:space="preserve">in the</w:t>
+      </w:r>
+      <w:r>
+        <w:t xml:space="preserve"> </w:t>
+      </w:r>
+      <w:r>
+        <w:t xml:space="preserve">Circular Plastics Economy</w:t>
+      </w:r>
+      <w:r>
+        <w:t xml:space="preserve">. Macromol. Rapid Commun. 43, 2200247.</w:t>
+      </w:r>
+      <w:r>
+        <w:t xml:space="preserve"> </w:t>
+      </w:r>
+      <w:hyperlink r:id="rId52">
+        <w:r>
+          <w:rPr>
+            <w:rStyle w:val="Hyperlink"/>
+          </w:rPr>
+          <w:t xml:space="preserve">https://doi.org/10.1002/marc.202200247</w:t>
+        </w:r>
+      </w:hyperlink>
+    </w:p>
+    <w:bookmarkEnd w:id="53"/>
+    <w:bookmarkStart w:id="55" w:name="ref-shamsuddoha2024"/>
+    <w:p>
+      <w:pPr>
+        <w:pStyle w:val="Bibliography"/>
+      </w:pPr>
+      <w:r>
+        <w:t xml:space="preserve">Shamsuddoha, M., Kashem, M.A., 2024. Zero</w:t>
+      </w:r>
+      <w:r>
+        <w:t xml:space="preserve"> </w:t>
+      </w:r>
+      <w:r>
+        <w:t xml:space="preserve">Plastic Drive</w:t>
+      </w:r>
+      <w:r>
+        <w:t xml:space="preserve">:</w:t>
+      </w:r>
+      <w:r>
+        <w:t xml:space="preserve"> </w:t>
+      </w:r>
+      <w:r>
+        <w:t xml:space="preserve">A Comprehensive Review</w:t>
+      </w:r>
+      <w:r>
+        <w:t xml:space="preserve"> </w:t>
+      </w:r>
+      <w:r>
+        <w:t xml:space="preserve">on</w:t>
+      </w:r>
+      <w:r>
+        <w:t xml:space="preserve"> </w:t>
+      </w:r>
+      <w:r>
+        <w:t xml:space="preserve">Unveiling Innovative Sustainable Solutions</w:t>
+      </w:r>
+      <w:r>
+        <w:t xml:space="preserve"> </w:t>
+      </w:r>
+      <w:r>
+        <w:t xml:space="preserve">for a</w:t>
+      </w:r>
+      <w:r>
+        <w:t xml:space="preserve"> </w:t>
+      </w:r>
+      <w:r>
+        <w:t xml:space="preserve">Circular Plastics Economy</w:t>
+      </w:r>
+      <w:r>
+        <w:t xml:space="preserve">. Sustainability 16, 10329.</w:t>
+      </w:r>
+      <w:r>
+        <w:t xml:space="preserve"> </w:t>
+      </w:r>
+      <w:hyperlink r:id="rId54">
+        <w:r>
+          <w:rPr>
+            <w:rStyle w:val="Hyperlink"/>
+          </w:rPr>
+          <w:t xml:space="preserve">https://doi.org/10.3390/su162310329</w:t>
+        </w:r>
+      </w:hyperlink>
+    </w:p>
+    <w:bookmarkEnd w:id="55"/>
+    <w:bookmarkStart w:id="57" w:name="ref-suhaimi2022"/>
+    <w:p>
+      <w:pPr>
+        <w:pStyle w:val="Bibliography"/>
+      </w:pPr>
+      <w:r>
+        <w:t xml:space="preserve">Suhaimi, N.A.S., Muhamad, F., Abd Razak, N.A., Zeimaran, E., 2022. Recycling of polyethylene terephthalate wastes:</w:t>
+      </w:r>
+      <w:r>
+        <w:t xml:space="preserve"> </w:t>
+      </w:r>
+      <w:r>
+        <w:t xml:space="preserve">A</w:t>
+      </w:r>
+      <w:r>
+        <w:t xml:space="preserve"> </w:t>
+      </w:r>
+      <w:r>
+        <w:t xml:space="preserve">review of technologies, routes, and applications. Polym. Eng. Sci. 62, 2355–2375.</w:t>
+      </w:r>
+      <w:r>
+        <w:t xml:space="preserve"> </w:t>
+      </w:r>
+      <w:hyperlink r:id="rId56">
+        <w:r>
+          <w:rPr>
+            <w:rStyle w:val="Hyperlink"/>
+          </w:rPr>
+          <w:t xml:space="preserve">https://doi.org/10.1002/pen.26017</w:t>
+        </w:r>
+      </w:hyperlink>
+    </w:p>
+    <w:bookmarkEnd w:id="57"/>
+    <w:bookmarkStart w:id="59" w:name="ref-tamizhdurai2024"/>
+    <w:p>
+      <w:pPr>
+        <w:pStyle w:val="Bibliography"/>
+      </w:pPr>
+      <w:r>
+        <w:t xml:space="preserve">Tamizhdurai, P., Mangesh, V.L., Santhosh, S., Vedavalli, R., Kavitha, C., Bhutto, J.K., Alreshidi, M.A., Yadav, K.K., Kumaran, R., 2024. A state-of-the-art review of multilayer packaging recycling:</w:t>
+      </w:r>
+      <w:r>
+        <w:t xml:space="preserve"> </w:t>
+      </w:r>
+      <w:r>
+        <w:t xml:space="preserve">Challenges</w:t>
+      </w:r>
+      <w:r>
+        <w:t xml:space="preserve">, alternatives, and outlook. J. Clean. Prod. 447, 141403.</w:t>
+      </w:r>
+      <w:r>
+        <w:t xml:space="preserve"> </w:t>
+      </w:r>
+      <w:hyperlink r:id="rId58">
+        <w:r>
+          <w:rPr>
+            <w:rStyle w:val="Hyperlink"/>
+          </w:rPr>
+          <w:t xml:space="preserve">https://doi.org/10.1016/j.jclepro.2024.141403</w:t>
+        </w:r>
+      </w:hyperlink>
+    </w:p>
+    <w:bookmarkEnd w:id="59"/>
+    <w:bookmarkStart w:id="61" w:name="ref-taylor2026"/>
+    <w:p>
+      <w:pPr>
+        <w:pStyle w:val="Bibliography"/>
+      </w:pPr>
+      <w:r>
+        <w:t xml:space="preserve">Taylor, R.L.C., Williams, H., Zhang, S., 2026. Plastic waste imports &amp; coastal litter:</w:t>
+      </w:r>
+      <w:r>
+        <w:t xml:space="preserve"> </w:t>
+      </w:r>
+      <w:r>
+        <w:t xml:space="preserve">Evidence</w:t>
+      </w:r>
+      <w:r>
+        <w:t xml:space="preserve"> </w:t>
+      </w:r>
+      <w:r>
+        <w:t xml:space="preserve">from citizen science data. Ecol. Econ. 241, 108848.</w:t>
+      </w:r>
+      <w:r>
+        <w:t xml:space="preserve"> </w:t>
+      </w:r>
+      <w:hyperlink r:id="rId60">
+        <w:r>
+          <w:rPr>
+            <w:rStyle w:val="Hyperlink"/>
+          </w:rPr>
+          <w:t xml:space="preserve">https://doi.org/10.1016/j.ecolecon.2025.108848</w:t>
+        </w:r>
+      </w:hyperlink>
+    </w:p>
+    <w:bookmarkEnd w:id="61"/>
+    <w:bookmarkStart w:id="63" w:name="ref-thompson2024a"/>
+    <w:p>
+      <w:pPr>
+        <w:pStyle w:val="Bibliography"/>
+      </w:pPr>
+      <w:r>
+        <w:t xml:space="preserve">Thompson, R.C., Courtene-Jones, W., Boucher, J., Pahl, S., Raubenheimer, K., Koelmans, A.A., 2024. Twenty years of microplastic pollution research—what have we learned? Science 386, eadl2746.</w:t>
+      </w:r>
+      <w:r>
+        <w:t xml:space="preserve"> </w:t>
+      </w:r>
+      <w:hyperlink r:id="rId62">
+        <w:r>
+          <w:rPr>
+            <w:rStyle w:val="Hyperlink"/>
+          </w:rPr>
+          <w:t xml:space="preserve">https://doi.org/10.1126/science.adl2746</w:t>
+        </w:r>
+      </w:hyperlink>
+    </w:p>
+    <w:bookmarkEnd w:id="63"/>
+    <w:bookmarkStart w:id="65" w:name="ref-villarrubia-gomez2024"/>
+    <w:p>
+      <w:pPr>
+        <w:pStyle w:val="Bibliography"/>
+      </w:pPr>
+      <w:r>
+        <w:t xml:space="preserve">Villarrubia-Gómez, P., Carney Almroth, B., Eriksen, M., Ryberg, M., Cornell., S.E., 2024. Plastics pollution exacerbates the impacts of all planetary boundaries. One Earth 7, 2119–2138.</w:t>
+      </w:r>
+      <w:r>
+        <w:t xml:space="preserve"> </w:t>
+      </w:r>
+      <w:hyperlink r:id="rId64">
+        <w:r>
+          <w:rPr>
+            <w:rStyle w:val="Hyperlink"/>
+          </w:rPr>
+          <w:t xml:space="preserve">https://doi.org/10.1016/j.oneear.2024.10.017</w:t>
+        </w:r>
+      </w:hyperlink>
+    </w:p>
+    <w:bookmarkEnd w:id="65"/>
+    <w:bookmarkStart w:id="67" w:name="ref-villarrubia-gomez2026"/>
+    <w:p>
+      <w:pPr>
+        <w:pStyle w:val="Bibliography"/>
+      </w:pPr>
+      <w:r>
+        <w:t xml:space="preserve">Villarrubia-Gómez, P., Palm, E., Carney Almroth, B., Cornell, S.E., 2026. The plastics game of thrones:</w:t>
+      </w:r>
+      <w:r>
+        <w:t xml:space="preserve"> </w:t>
+      </w:r>
+      <w:r>
+        <w:t xml:space="preserve">What</w:t>
+      </w:r>
+      <w:r>
+        <w:t xml:space="preserve"> </w:t>
+      </w:r>
+      <w:r>
+        <w:t xml:space="preserve">is the plastics pollution problem represented to be in the plastics treaty negotiations? Environ. Sci. Policy 180, 104403.</w:t>
+      </w:r>
+      <w:r>
+        <w:t xml:space="preserve"> </w:t>
+      </w:r>
+      <w:hyperlink r:id="rId66">
+        <w:r>
+          <w:rPr>
+            <w:rStyle w:val="Hyperlink"/>
+          </w:rPr>
+          <w:t xml:space="preserve">https://doi.org/10.1016/j.envsci.2026.104403</w:t>
+        </w:r>
+      </w:hyperlink>
+    </w:p>
+    <w:bookmarkEnd w:id="67"/>
+    <w:bookmarkStart w:id="69" w:name="ref-zhang2025"/>
+    <w:p>
+      <w:pPr>
+        <w:pStyle w:val="Bibliography"/>
+      </w:pPr>
+      <w:r>
+        <w:t xml:space="preserve">Zhang, Z., Wu, P., Wang, X., Pang, Q., Wang, Y., Zhang, X., Kvale, K., Zeng, E.Y., Lei, L., Zhang, Y., 2025. Ecological risk assessment of marine plastic pollution. Nat. Sustain. 1–11.</w:t>
+      </w:r>
+      <w:r>
+        <w:t xml:space="preserve"> </w:t>
+      </w:r>
+      <w:hyperlink r:id="rId68">
+        <w:r>
+          <w:rPr>
+            <w:rStyle w:val="Hyperlink"/>
+          </w:rPr>
+          <w:t xml:space="preserve">https://doi.org/10.1038/s41893-025-01620-x</w:t>
+        </w:r>
+      </w:hyperlink>
+    </w:p>
+    <w:bookmarkEnd w:id="69"/>
+    <w:bookmarkEnd w:id="70"/>
+    <w:bookmarkEnd w:id="71"/>
     <w:sectPr>
       <w:footnotePr>
         <w:numRestart w:val="eachSect"/>
